--- a/release/星海知枢-Obsidian主题-v3.2.0/星海知枢-macOS与Windows安装指导说明.docx
+++ b/release/星海知枢-Obsidian主题-v3.2.0/星海知枢-macOS与Windows安装指导说明.docx
@@ -9,7 +9,7 @@
       </w:pPr>
       <w:r>
         <w:rPr>
-          <w:rFonts w:ascii="Arial Unicode MS" w:hAnsi="Arial Unicode MS" w:eastAsia="Arial Unicode MS" w:cs="Arial Unicode MS"/>
+          <w:rFonts w:ascii="PingFang SC" w:hAnsi="PingFang SC" w:eastAsia="PingFang SC" w:cs="PingFang SC"/>
           <w:b/>
           <w:color w:val="18B9CA"/>
           <w:sz w:val="28"/>
@@ -23,7 +23,7 @@
       </w:pPr>
       <w:r>
         <w:rPr>
-          <w:rFonts w:ascii="Arial Unicode MS" w:hAnsi="Arial Unicode MS" w:eastAsia="Arial Unicode MS" w:cs="Arial Unicode MS"/>
+          <w:rFonts w:ascii="PingFang SC" w:hAnsi="PingFang SC" w:eastAsia="PingFang SC" w:cs="PingFang SC"/>
           <w:b/>
           <w:color w:val="38318B"/>
           <w:sz w:val="54"/>
@@ -38,7 +38,7 @@
       </w:pPr>
       <w:r>
         <w:rPr>
-          <w:rFonts w:ascii="Arial Unicode MS" w:hAnsi="Arial Unicode MS" w:eastAsia="Arial Unicode MS" w:cs="Arial Unicode MS"/>
+          <w:rFonts w:ascii="PingFang SC" w:hAnsi="PingFang SC" w:eastAsia="PingFang SC" w:cs="PingFang SC"/>
           <w:b w:val="0"/>
           <w:color w:val="68748A"/>
           <w:sz w:val="26"/>
@@ -48,26 +48,33 @@
     </w:p>
     <w:tbl>
       <w:tblPr>
-        <w:tblW w:type="auto" w:w="0"/>
+        <w:tblW w:type="dxa" w:w="9360"/>
         <w:jc w:val="left"/>
         <w:tblLayout w:type="fixed"/>
         <w:tblLook w:firstColumn="1" w:firstRow="1" w:lastColumn="0" w:lastRow="0" w:noHBand="0" w:noVBand="1" w:val="04A0"/>
+        <w:tblInd w:w="120" w:type="dxa"/>
       </w:tblPr>
       <w:tblGrid>
-        <w:gridCol w:w="4680"/>
-        <w:gridCol w:w="4680"/>
+        <w:gridCol w:w="2700"/>
+        <w:gridCol w:w="6660"/>
       </w:tblGrid>
       <w:tr>
         <w:tc>
           <w:tcPr>
             <w:tcW w:type="dxa" w:w="2700"/>
+            <w:tcMar>
+              <w:top w:w="80" w:type="dxa"/>
+              <w:bottom w:w="80" w:type="dxa"/>
+              <w:start w:w="120" w:type="dxa"/>
+              <w:end w:w="120" w:type="dxa"/>
+            </w:tcMar>
             <w:shd w:fill="E8EEF5"/>
             <w:vAlign w:val="center"/>
           </w:tcPr>
           <w:p>
             <w:r>
               <w:rPr>
-                <w:rFonts w:ascii="Arial Unicode MS" w:hAnsi="Arial Unicode MS" w:eastAsia="Arial Unicode MS" w:cs="Arial Unicode MS"/>
+                <w:rFonts w:ascii="PingFang SC" w:hAnsi="PingFang SC" w:eastAsia="PingFang SC" w:cs="PingFang SC"/>
                 <w:b/>
                 <w:color w:val="38318B"/>
                 <w:sz w:val="20"/>
@@ -79,13 +86,19 @@
         <w:tc>
           <w:tcPr>
             <w:tcW w:type="dxa" w:w="6660"/>
+            <w:tcMar>
+              <w:top w:w="80" w:type="dxa"/>
+              <w:bottom w:w="80" w:type="dxa"/>
+              <w:start w:w="120" w:type="dxa"/>
+              <w:end w:w="120" w:type="dxa"/>
+            </w:tcMar>
             <w:shd w:fill="E8EEF5"/>
             <w:vAlign w:val="center"/>
           </w:tcPr>
           <w:p>
             <w:r>
               <w:rPr>
-                <w:rFonts w:ascii="Arial Unicode MS" w:hAnsi="Arial Unicode MS" w:eastAsia="Arial Unicode MS" w:cs="Arial Unicode MS"/>
+                <w:rFonts w:ascii="PingFang SC" w:hAnsi="PingFang SC" w:eastAsia="PingFang SC" w:cs="PingFang SC"/>
                 <w:b/>
                 <w:color w:val="38318B"/>
                 <w:sz w:val="20"/>
@@ -99,12 +112,18 @@
         <w:tc>
           <w:tcPr>
             <w:tcW w:type="dxa" w:w="2700"/>
+            <w:tcMar>
+              <w:top w:w="80" w:type="dxa"/>
+              <w:bottom w:w="80" w:type="dxa"/>
+              <w:start w:w="120" w:type="dxa"/>
+              <w:end w:w="120" w:type="dxa"/>
+            </w:tcMar>
             <w:vAlign w:val="center"/>
           </w:tcPr>
           <w:p>
             <w:r>
               <w:rPr>
-                <w:rFonts w:ascii="Arial Unicode MS" w:hAnsi="Arial Unicode MS" w:eastAsia="Arial Unicode MS" w:cs="Arial Unicode MS"/>
+                <w:rFonts w:ascii="PingFang SC" w:hAnsi="PingFang SC" w:eastAsia="PingFang SC" w:cs="PingFang SC"/>
                 <w:b/>
                 <w:color w:val="172033"/>
                 <w:sz w:val="20"/>
@@ -116,17 +135,23 @@
         <w:tc>
           <w:tcPr>
             <w:tcW w:type="dxa" w:w="6660"/>
+            <w:tcMar>
+              <w:top w:w="80" w:type="dxa"/>
+              <w:bottom w:w="80" w:type="dxa"/>
+              <w:start w:w="120" w:type="dxa"/>
+              <w:end w:w="120" w:type="dxa"/>
+            </w:tcMar>
             <w:vAlign w:val="center"/>
           </w:tcPr>
           <w:p>
             <w:r>
               <w:rPr>
-                <w:rFonts w:ascii="Arial Unicode MS" w:hAnsi="Arial Unicode MS" w:eastAsia="Arial Unicode MS" w:cs="Arial Unicode MS"/>
+                <w:rFonts w:ascii="PingFang SC" w:hAnsi="PingFang SC" w:eastAsia="PingFang SC" w:cs="PingFang SC"/>
                 <w:b w:val="0"/>
                 <w:color w:val="172033"/>
                 <w:sz w:val="20"/>
               </w:rPr>
-              <w:t>Obsidian 外观主题，不是社区插件</w:t>
+              <w:t>Obsidian 主题与配套工作台插件</w:t>
             </w:r>
           </w:p>
         </w:tc>
@@ -135,12 +160,18 @@
         <w:tc>
           <w:tcPr>
             <w:tcW w:type="dxa" w:w="2700"/>
+            <w:tcMar>
+              <w:top w:w="80" w:type="dxa"/>
+              <w:bottom w:w="80" w:type="dxa"/>
+              <w:start w:w="120" w:type="dxa"/>
+              <w:end w:w="120" w:type="dxa"/>
+            </w:tcMar>
             <w:vAlign w:val="center"/>
           </w:tcPr>
           <w:p>
             <w:r>
               <w:rPr>
-                <w:rFonts w:ascii="Arial Unicode MS" w:hAnsi="Arial Unicode MS" w:eastAsia="Arial Unicode MS" w:cs="Arial Unicode MS"/>
+                <w:rFonts w:ascii="PingFang SC" w:hAnsi="PingFang SC" w:eastAsia="PingFang SC" w:cs="PingFang SC"/>
                 <w:b/>
                 <w:color w:val="172033"/>
                 <w:sz w:val="20"/>
@@ -152,12 +183,18 @@
         <w:tc>
           <w:tcPr>
             <w:tcW w:type="dxa" w:w="6660"/>
+            <w:tcMar>
+              <w:top w:w="80" w:type="dxa"/>
+              <w:bottom w:w="80" w:type="dxa"/>
+              <w:start w:w="120" w:type="dxa"/>
+              <w:end w:w="120" w:type="dxa"/>
+            </w:tcMar>
             <w:vAlign w:val="center"/>
           </w:tcPr>
           <w:p>
             <w:r>
               <w:rPr>
-                <w:rFonts w:ascii="Arial Unicode MS" w:hAnsi="Arial Unicode MS" w:eastAsia="Arial Unicode MS" w:cs="Arial Unicode MS"/>
+                <w:rFonts w:ascii="PingFang SC" w:hAnsi="PingFang SC" w:eastAsia="PingFang SC" w:cs="PingFang SC"/>
                 <w:b w:val="0"/>
                 <w:color w:val="172033"/>
                 <w:sz w:val="20"/>
@@ -171,12 +208,66 @@
         <w:tc>
           <w:tcPr>
             <w:tcW w:type="dxa" w:w="2700"/>
+            <w:tcMar>
+              <w:top w:w="80" w:type="dxa"/>
+              <w:bottom w:w="80" w:type="dxa"/>
+              <w:start w:w="120" w:type="dxa"/>
+              <w:end w:w="120" w:type="dxa"/>
+            </w:tcMar>
             <w:vAlign w:val="center"/>
           </w:tcPr>
           <w:p>
             <w:r>
               <w:rPr>
-                <w:rFonts w:ascii="Arial Unicode MS" w:hAnsi="Arial Unicode MS" w:eastAsia="Arial Unicode MS" w:cs="Arial Unicode MS"/>
+                <w:rFonts w:ascii="PingFang SC" w:hAnsi="PingFang SC" w:eastAsia="PingFang SC" w:cs="PingFang SC"/>
+                <w:b/>
+                <w:color w:val="172033"/>
+                <w:sz w:val="20"/>
+              </w:rPr>
+              <w:t>插件版本</w:t>
+            </w:r>
+          </w:p>
+        </w:tc>
+        <w:tc>
+          <w:tcPr>
+            <w:tcW w:type="dxa" w:w="6660"/>
+            <w:tcMar>
+              <w:top w:w="80" w:type="dxa"/>
+              <w:bottom w:w="80" w:type="dxa"/>
+              <w:start w:w="120" w:type="dxa"/>
+              <w:end w:w="120" w:type="dxa"/>
+            </w:tcMar>
+            <w:vAlign w:val="center"/>
+          </w:tcPr>
+          <w:p>
+            <w:r>
+              <w:rPr>
+                <w:rFonts w:ascii="PingFang SC" w:hAnsi="PingFang SC" w:eastAsia="PingFang SC" w:cs="PingFang SC"/>
+                <w:b w:val="0"/>
+                <w:color w:val="172033"/>
+                <w:sz w:val="20"/>
+              </w:rPr>
+              <w:t>1.2.6</w:t>
+            </w:r>
+          </w:p>
+        </w:tc>
+      </w:tr>
+      <w:tr>
+        <w:tc>
+          <w:tcPr>
+            <w:tcW w:type="dxa" w:w="2700"/>
+            <w:tcMar>
+              <w:top w:w="80" w:type="dxa"/>
+              <w:bottom w:w="80" w:type="dxa"/>
+              <w:start w:w="120" w:type="dxa"/>
+              <w:end w:w="120" w:type="dxa"/>
+            </w:tcMar>
+            <w:vAlign w:val="center"/>
+          </w:tcPr>
+          <w:p>
+            <w:r>
+              <w:rPr>
+                <w:rFonts w:ascii="PingFang SC" w:hAnsi="PingFang SC" w:eastAsia="PingFang SC" w:cs="PingFang SC"/>
                 <w:b/>
                 <w:color w:val="172033"/>
                 <w:sz w:val="20"/>
@@ -188,12 +279,18 @@
         <w:tc>
           <w:tcPr>
             <w:tcW w:type="dxa" w:w="6660"/>
+            <w:tcMar>
+              <w:top w:w="80" w:type="dxa"/>
+              <w:bottom w:w="80" w:type="dxa"/>
+              <w:start w:w="120" w:type="dxa"/>
+              <w:end w:w="120" w:type="dxa"/>
+            </w:tcMar>
             <w:vAlign w:val="center"/>
           </w:tcPr>
           <w:p>
             <w:r>
               <w:rPr>
-                <w:rFonts w:ascii="Arial Unicode MS" w:hAnsi="Arial Unicode MS" w:eastAsia="Arial Unicode MS" w:cs="Arial Unicode MS"/>
+                <w:rFonts w:ascii="PingFang SC" w:hAnsi="PingFang SC" w:eastAsia="PingFang SC" w:cs="PingFang SC"/>
                 <w:b w:val="0"/>
                 <w:color w:val="172033"/>
                 <w:sz w:val="20"/>
@@ -207,12 +304,18 @@
         <w:tc>
           <w:tcPr>
             <w:tcW w:type="dxa" w:w="2700"/>
+            <w:tcMar>
+              <w:top w:w="80" w:type="dxa"/>
+              <w:bottom w:w="80" w:type="dxa"/>
+              <w:start w:w="120" w:type="dxa"/>
+              <w:end w:w="120" w:type="dxa"/>
+            </w:tcMar>
             <w:vAlign w:val="center"/>
           </w:tcPr>
           <w:p>
             <w:r>
               <w:rPr>
-                <w:rFonts w:ascii="Arial Unicode MS" w:hAnsi="Arial Unicode MS" w:eastAsia="Arial Unicode MS" w:cs="Arial Unicode MS"/>
+                <w:rFonts w:ascii="PingFang SC" w:hAnsi="PingFang SC" w:eastAsia="PingFang SC" w:cs="PingFang SC"/>
                 <w:b/>
                 <w:color w:val="172033"/>
                 <w:sz w:val="20"/>
@@ -224,12 +327,18 @@
         <w:tc>
           <w:tcPr>
             <w:tcW w:type="dxa" w:w="6660"/>
+            <w:tcMar>
+              <w:top w:w="80" w:type="dxa"/>
+              <w:bottom w:w="80" w:type="dxa"/>
+              <w:start w:w="120" w:type="dxa"/>
+              <w:end w:w="120" w:type="dxa"/>
+            </w:tcMar>
             <w:vAlign w:val="center"/>
           </w:tcPr>
           <w:p>
             <w:r>
               <w:rPr>
-                <w:rFonts w:ascii="Arial Unicode MS" w:hAnsi="Arial Unicode MS" w:eastAsia="Arial Unicode MS" w:cs="Arial Unicode MS"/>
+                <w:rFonts w:ascii="PingFang SC" w:hAnsi="PingFang SC" w:eastAsia="PingFang SC" w:cs="PingFang SC"/>
                 <w:b w:val="0"/>
                 <w:color w:val="172033"/>
                 <w:sz w:val="20"/>
@@ -243,12 +352,18 @@
         <w:tc>
           <w:tcPr>
             <w:tcW w:type="dxa" w:w="2700"/>
+            <w:tcMar>
+              <w:top w:w="80" w:type="dxa"/>
+              <w:bottom w:w="80" w:type="dxa"/>
+              <w:start w:w="120" w:type="dxa"/>
+              <w:end w:w="120" w:type="dxa"/>
+            </w:tcMar>
             <w:vAlign w:val="center"/>
           </w:tcPr>
           <w:p>
             <w:r>
               <w:rPr>
-                <w:rFonts w:ascii="Arial Unicode MS" w:hAnsi="Arial Unicode MS" w:eastAsia="Arial Unicode MS" w:cs="Arial Unicode MS"/>
+                <w:rFonts w:ascii="PingFang SC" w:hAnsi="PingFang SC" w:eastAsia="PingFang SC" w:cs="PingFang SC"/>
                 <w:b/>
                 <w:color w:val="172033"/>
                 <w:sz w:val="20"/>
@@ -260,12 +375,18 @@
         <w:tc>
           <w:tcPr>
             <w:tcW w:type="dxa" w:w="6660"/>
+            <w:tcMar>
+              <w:top w:w="80" w:type="dxa"/>
+              <w:bottom w:w="80" w:type="dxa"/>
+              <w:start w:w="120" w:type="dxa"/>
+              <w:end w:w="120" w:type="dxa"/>
+            </w:tcMar>
             <w:vAlign w:val="center"/>
           </w:tcPr>
           <w:p>
             <w:r>
               <w:rPr>
-                <w:rFonts w:ascii="Arial Unicode MS" w:hAnsi="Arial Unicode MS" w:eastAsia="Arial Unicode MS" w:cs="Arial Unicode MS"/>
+                <w:rFonts w:ascii="PingFang SC" w:hAnsi="PingFang SC" w:eastAsia="PingFang SC" w:cs="PingFang SC"/>
                 <w:b w:val="0"/>
                 <w:color w:val="172033"/>
                 <w:sz w:val="20"/>
@@ -279,10 +400,11 @@
     <w:p/>
     <w:tbl>
       <w:tblPr>
-        <w:tblW w:type="auto" w:w="0"/>
+        <w:tblW w:type="dxa" w:w="9360"/>
         <w:jc w:val="left"/>
         <w:tblLayout w:type="fixed"/>
         <w:tblLook w:firstColumn="1" w:firstRow="1" w:lastColumn="0" w:lastRow="0" w:noHBand="0" w:noVBand="1" w:val="04A0"/>
+        <w:tblInd w:w="120" w:type="dxa"/>
       </w:tblPr>
       <w:tblGrid>
         <w:gridCol w:w="9360"/>
@@ -291,12 +413,18 @@
         <w:tc>
           <w:tcPr>
             <w:tcW w:type="dxa" w:w="9360"/>
+            <w:tcMar>
+              <w:top w:w="80" w:type="dxa"/>
+              <w:bottom w:w="80" w:type="dxa"/>
+              <w:start w:w="120" w:type="dxa"/>
+              <w:end w:w="120" w:type="dxa"/>
+            </w:tcMar>
             <w:shd w:fill="EEF2FF"/>
           </w:tcPr>
           <w:p>
             <w:r>
               <w:rPr>
-                <w:rFonts w:ascii="Arial Unicode MS" w:hAnsi="Arial Unicode MS" w:eastAsia="Arial Unicode MS" w:cs="Arial Unicode MS"/>
+                <w:rFonts w:ascii="PingFang SC" w:hAnsi="PingFang SC" w:eastAsia="PingFang SC" w:cs="PingFang SC"/>
                 <w:b/>
                 <w:color w:val="38318B"/>
                 <w:sz w:val="20"/>
@@ -305,12 +433,12 @@
             </w:r>
             <w:r>
               <w:rPr>
-                <w:rFonts w:ascii="Arial Unicode MS" w:hAnsi="Arial Unicode MS" w:eastAsia="Arial Unicode MS" w:cs="Arial Unicode MS"/>
+                <w:rFonts w:ascii="PingFang SC" w:hAnsi="PingFang SC" w:eastAsia="PingFang SC" w:cs="PingFang SC"/>
                 <w:b w:val="0"/>
                 <w:color w:val="172033"/>
                 <w:sz w:val="20"/>
               </w:rPr>
-              <w:t>本次发布只包含主题 CSS 与实际引用的图片资源，不包含 JavaScript、工作台、测试库或任务管理功能。</w:t>
+              <w:t>发布包包含主题和 xinghai-workbench 插件，不包含用户 data.json、测试库、QA 证据或归档数据。</w:t>
             </w:r>
           </w:p>
         </w:tc>
@@ -338,12 +466,12 @@
       </w:pPr>
       <w:r>
         <w:rPr>
-          <w:rFonts w:ascii="Arial Unicode MS" w:hAnsi="Arial Unicode MS" w:eastAsia="Arial Unicode MS" w:cs="Arial Unicode MS"/>
+          <w:rFonts w:ascii="PingFang SC" w:hAnsi="PingFang SC" w:eastAsia="PingFang SC" w:cs="PingFang SC"/>
           <w:b w:val="0"/>
           <w:color w:val="172033"/>
           <w:sz w:val="22"/>
         </w:rPr>
-        <w:t>本包是 Obsidian 主题，不是独立应用、社区插件或工作台。</w:t>
+        <w:t>本包包含 Obsidian 主题 3.2.0 和工作台插件 1.2.6，不是独立应用。</w:t>
       </w:r>
     </w:p>
     <w:p>
@@ -354,7 +482,7 @@
       </w:pPr>
       <w:r>
         <w:rPr>
-          <w:rFonts w:ascii="Arial Unicode MS" w:hAnsi="Arial Unicode MS" w:eastAsia="Arial Unicode MS" w:cs="Arial Unicode MS"/>
+          <w:rFonts w:ascii="PingFang SC" w:hAnsi="PingFang SC" w:eastAsia="PingFang SC" w:cs="PingFang SC"/>
           <w:b w:val="0"/>
           <w:color w:val="172033"/>
           <w:sz w:val="22"/>
@@ -370,7 +498,7 @@
       </w:pPr>
       <w:r>
         <w:rPr>
-          <w:rFonts w:ascii="Arial Unicode MS" w:hAnsi="Arial Unicode MS" w:eastAsia="Arial Unicode MS" w:cs="Arial Unicode MS"/>
+          <w:rFonts w:ascii="PingFang SC" w:hAnsi="PingFang SC" w:eastAsia="PingFang SC" w:cs="PingFang SC"/>
           <w:b w:val="0"/>
           <w:color w:val="172033"/>
           <w:sz w:val="22"/>
@@ -386,7 +514,23 @@
       </w:pPr>
       <w:r>
         <w:rPr>
-          <w:rFonts w:ascii="Arial Unicode MS" w:hAnsi="Arial Unicode MS" w:eastAsia="Arial Unicode MS" w:cs="Arial Unicode MS"/>
+          <w:rFonts w:ascii="PingFang SC" w:hAnsi="PingFang SC" w:eastAsia="PingFang SC" w:cs="PingFang SC"/>
+          <w:b w:val="0"/>
+          <w:color w:val="172033"/>
+          <w:sz w:val="22"/>
+        </w:rPr>
+        <w:t>升级用户另行备份 `.obsidian/plugins/xinghai-workbench/data.json`。</w:t>
+      </w:r>
+    </w:p>
+    <w:p>
+      <w:pPr>
+        <w:pStyle w:val="ListBullet"/>
+        <w:spacing w:after="80"/>
+        <w:ind w:left="540" w:hanging="271"/>
+      </w:pPr>
+      <w:r>
+        <w:rPr>
+          <w:rFonts w:ascii="PingFang SC" w:hAnsi="PingFang SC" w:eastAsia="PingFang SC" w:cs="PingFang SC"/>
           <w:b w:val="0"/>
           <w:color w:val="172033"/>
           <w:sz w:val="22"/>
@@ -404,26 +548,33 @@
     </w:p>
     <w:tbl>
       <w:tblPr>
-        <w:tblW w:type="auto" w:w="0"/>
+        <w:tblW w:type="dxa" w:w="9360"/>
         <w:jc w:val="left"/>
         <w:tblLayout w:type="fixed"/>
         <w:tblLook w:firstColumn="1" w:firstRow="1" w:lastColumn="0" w:lastRow="0" w:noHBand="0" w:noVBand="1" w:val="04A0"/>
+        <w:tblInd w:w="120" w:type="dxa"/>
       </w:tblPr>
       <w:tblGrid>
-        <w:gridCol w:w="4680"/>
-        <w:gridCol w:w="4680"/>
+        <w:gridCol w:w="2700"/>
+        <w:gridCol w:w="6660"/>
       </w:tblGrid>
       <w:tr>
         <w:tc>
           <w:tcPr>
             <w:tcW w:type="dxa" w:w="2700"/>
+            <w:tcMar>
+              <w:top w:w="80" w:type="dxa"/>
+              <w:bottom w:w="80" w:type="dxa"/>
+              <w:start w:w="120" w:type="dxa"/>
+              <w:end w:w="120" w:type="dxa"/>
+            </w:tcMar>
             <w:shd w:fill="E8EEF5"/>
             <w:vAlign w:val="center"/>
           </w:tcPr>
           <w:p>
             <w:r>
               <w:rPr>
-                <w:rFonts w:ascii="Arial Unicode MS" w:hAnsi="Arial Unicode MS" w:eastAsia="Arial Unicode MS" w:cs="Arial Unicode MS"/>
+                <w:rFonts w:ascii="PingFang SC" w:hAnsi="PingFang SC" w:eastAsia="PingFang SC" w:cs="PingFang SC"/>
                 <w:b/>
                 <w:color w:val="38318B"/>
                 <w:sz w:val="20"/>
@@ -435,13 +586,19 @@
         <w:tc>
           <w:tcPr>
             <w:tcW w:type="dxa" w:w="6660"/>
+            <w:tcMar>
+              <w:top w:w="80" w:type="dxa"/>
+              <w:bottom w:w="80" w:type="dxa"/>
+              <w:start w:w="120" w:type="dxa"/>
+              <w:end w:w="120" w:type="dxa"/>
+            </w:tcMar>
             <w:shd w:fill="E8EEF5"/>
             <w:vAlign w:val="center"/>
           </w:tcPr>
           <w:p>
             <w:r>
               <w:rPr>
-                <w:rFonts w:ascii="Arial Unicode MS" w:hAnsi="Arial Unicode MS" w:eastAsia="Arial Unicode MS" w:cs="Arial Unicode MS"/>
+                <w:rFonts w:ascii="PingFang SC" w:hAnsi="PingFang SC" w:eastAsia="PingFang SC" w:cs="PingFang SC"/>
                 <w:b/>
                 <w:color w:val="38318B"/>
                 <w:sz w:val="20"/>
@@ -455,34 +612,46 @@
         <w:tc>
           <w:tcPr>
             <w:tcW w:type="dxa" w:w="2700"/>
+            <w:tcMar>
+              <w:top w:w="80" w:type="dxa"/>
+              <w:bottom w:w="80" w:type="dxa"/>
+              <w:start w:w="120" w:type="dxa"/>
+              <w:end w:w="120" w:type="dxa"/>
+            </w:tcMar>
             <w:vAlign w:val="center"/>
           </w:tcPr>
           <w:p>
             <w:r>
               <w:rPr>
-                <w:rFonts w:ascii="Arial Unicode MS" w:hAnsi="Arial Unicode MS" w:eastAsia="Arial Unicode MS" w:cs="Arial Unicode MS"/>
+                <w:rFonts w:ascii="PingFang SC" w:hAnsi="PingFang SC" w:eastAsia="PingFang SC" w:cs="PingFang SC"/>
                 <w:b/>
                 <w:color w:val="172033"/>
                 <w:sz w:val="20"/>
               </w:rPr>
-              <w:t>manifest.json</w:t>
+              <w:t>星海知枢/</w:t>
             </w:r>
           </w:p>
         </w:tc>
         <w:tc>
           <w:tcPr>
             <w:tcW w:type="dxa" w:w="6660"/>
+            <w:tcMar>
+              <w:top w:w="80" w:type="dxa"/>
+              <w:bottom w:w="80" w:type="dxa"/>
+              <w:start w:w="120" w:type="dxa"/>
+              <w:end w:w="120" w:type="dxa"/>
+            </w:tcMar>
             <w:vAlign w:val="center"/>
           </w:tcPr>
           <w:p>
             <w:r>
               <w:rPr>
-                <w:rFonts w:ascii="Arial Unicode MS" w:hAnsi="Arial Unicode MS" w:eastAsia="Arial Unicode MS" w:cs="Arial Unicode MS"/>
+                <w:rFonts w:ascii="PingFang SC" w:hAnsi="PingFang SC" w:eastAsia="PingFang SC" w:cs="PingFang SC"/>
                 <w:b w:val="0"/>
                 <w:color w:val="172033"/>
                 <w:sz w:val="20"/>
               </w:rPr>
-              <w:t>主题名称、版本和最低 Obsidian 版本。</w:t>
+              <w:t>主题清单、theme.css 与深浅背景图。</w:t>
             </w:r>
           </w:p>
         </w:tc>
@@ -491,34 +660,46 @@
         <w:tc>
           <w:tcPr>
             <w:tcW w:type="dxa" w:w="2700"/>
+            <w:tcMar>
+              <w:top w:w="80" w:type="dxa"/>
+              <w:bottom w:w="80" w:type="dxa"/>
+              <w:start w:w="120" w:type="dxa"/>
+              <w:end w:w="120" w:type="dxa"/>
+            </w:tcMar>
             <w:vAlign w:val="center"/>
           </w:tcPr>
           <w:p>
             <w:r>
               <w:rPr>
-                <w:rFonts w:ascii="Arial Unicode MS" w:hAnsi="Arial Unicode MS" w:eastAsia="Arial Unicode MS" w:cs="Arial Unicode MS"/>
+                <w:rFonts w:ascii="PingFang SC" w:hAnsi="PingFang SC" w:eastAsia="PingFang SC" w:cs="PingFang SC"/>
                 <w:b/>
                 <w:color w:val="172033"/>
                 <w:sz w:val="20"/>
               </w:rPr>
-              <w:t>theme.css</w:t>
+              <w:t>xinghai-workbench/</w:t>
             </w:r>
           </w:p>
         </w:tc>
         <w:tc>
           <w:tcPr>
             <w:tcW w:type="dxa" w:w="6660"/>
+            <w:tcMar>
+              <w:top w:w="80" w:type="dxa"/>
+              <w:bottom w:w="80" w:type="dxa"/>
+              <w:start w:w="120" w:type="dxa"/>
+              <w:end w:w="120" w:type="dxa"/>
+            </w:tcMar>
             <w:vAlign w:val="center"/>
           </w:tcPr>
           <w:p>
             <w:r>
               <w:rPr>
-                <w:rFonts w:ascii="Arial Unicode MS" w:hAnsi="Arial Unicode MS" w:eastAsia="Arial Unicode MS" w:cs="Arial Unicode MS"/>
+                <w:rFonts w:ascii="PingFang SC" w:hAnsi="PingFang SC" w:eastAsia="PingFang SC" w:cs="PingFang SC"/>
                 <w:b w:val="0"/>
                 <w:color w:val="172033"/>
                 <w:sz w:val="20"/>
               </w:rPr>
-              <w:t>主题全部外观规则。</w:t>
+              <w:t>插件清单、main.js、styles.css 与八张运行资源图。</w:t>
             </w:r>
           </w:p>
         </w:tc>
@@ -527,34 +708,46 @@
         <w:tc>
           <w:tcPr>
             <w:tcW w:type="dxa" w:w="2700"/>
+            <w:tcMar>
+              <w:top w:w="80" w:type="dxa"/>
+              <w:bottom w:w="80" w:type="dxa"/>
+              <w:start w:w="120" w:type="dxa"/>
+              <w:end w:w="120" w:type="dxa"/>
+            </w:tcMar>
             <w:vAlign w:val="center"/>
           </w:tcPr>
           <w:p>
             <w:r>
               <w:rPr>
-                <w:rFonts w:ascii="Arial Unicode MS" w:hAnsi="Arial Unicode MS" w:eastAsia="Arial Unicode MS" w:cs="Arial Unicode MS"/>
+                <w:rFonts w:ascii="PingFang SC" w:hAnsi="PingFang SC" w:eastAsia="PingFang SC" w:cs="PingFang SC"/>
                 <w:b/>
                 <w:color w:val="172033"/>
                 <w:sz w:val="20"/>
               </w:rPr>
-              <w:t>starfield-dark</w:t>
+              <w:t>README / INSTALL</w:t>
             </w:r>
           </w:p>
         </w:tc>
         <w:tc>
           <w:tcPr>
             <w:tcW w:type="dxa" w:w="6660"/>
+            <w:tcMar>
+              <w:top w:w="80" w:type="dxa"/>
+              <w:bottom w:w="80" w:type="dxa"/>
+              <w:start w:w="120" w:type="dxa"/>
+              <w:end w:w="120" w:type="dxa"/>
+            </w:tcMar>
             <w:vAlign w:val="center"/>
           </w:tcPr>
           <w:p>
             <w:r>
               <w:rPr>
-                <w:rFonts w:ascii="Arial Unicode MS" w:hAnsi="Arial Unicode MS" w:eastAsia="Arial Unicode MS" w:cs="Arial Unicode MS"/>
+                <w:rFonts w:ascii="PingFang SC" w:hAnsi="PingFang SC" w:eastAsia="PingFang SC" w:cs="PingFang SC"/>
                 <w:b w:val="0"/>
                 <w:color w:val="172033"/>
                 <w:sz w:val="20"/>
               </w:rPr>
-              <w:t>深色模式背景资源。</w:t>
+              <w:t>产品说明与跨平台安装步骤。</w:t>
             </w:r>
           </w:p>
         </w:tc>
@@ -563,34 +756,46 @@
         <w:tc>
           <w:tcPr>
             <w:tcW w:type="dxa" w:w="2700"/>
+            <w:tcMar>
+              <w:top w:w="80" w:type="dxa"/>
+              <w:bottom w:w="80" w:type="dxa"/>
+              <w:start w:w="120" w:type="dxa"/>
+              <w:end w:w="120" w:type="dxa"/>
+            </w:tcMar>
             <w:vAlign w:val="center"/>
           </w:tcPr>
           <w:p>
             <w:r>
               <w:rPr>
-                <w:rFonts w:ascii="Arial Unicode MS" w:hAnsi="Arial Unicode MS" w:eastAsia="Arial Unicode MS" w:cs="Arial Unicode MS"/>
+                <w:rFonts w:ascii="PingFang SC" w:hAnsi="PingFang SC" w:eastAsia="PingFang SC" w:cs="PingFang SC"/>
                 <w:b/>
                 <w:color w:val="172033"/>
                 <w:sz w:val="20"/>
               </w:rPr>
-              <w:t>starfield-light</w:t>
+              <w:t>两份 DOCX</w:t>
             </w:r>
           </w:p>
         </w:tc>
         <w:tc>
           <w:tcPr>
             <w:tcW w:type="dxa" w:w="6660"/>
+            <w:tcMar>
+              <w:top w:w="80" w:type="dxa"/>
+              <w:bottom w:w="80" w:type="dxa"/>
+              <w:start w:w="120" w:type="dxa"/>
+              <w:end w:w="120" w:type="dxa"/>
+            </w:tcMar>
             <w:vAlign w:val="center"/>
           </w:tcPr>
           <w:p>
             <w:r>
               <w:rPr>
-                <w:rFonts w:ascii="Arial Unicode MS" w:hAnsi="Arial Unicode MS" w:eastAsia="Arial Unicode MS" w:cs="Arial Unicode MS"/>
+                <w:rFonts w:ascii="PingFang SC" w:hAnsi="PingFang SC" w:eastAsia="PingFang SC" w:cs="PingFang SC"/>
                 <w:b w:val="0"/>
                 <w:color w:val="172033"/>
                 <w:sz w:val="20"/>
               </w:rPr>
-              <w:t>浅色模式背景资源。</w:t>
+              <w:t>安装指导和工作台操作手册。</w:t>
             </w:r>
           </w:p>
         </w:tc>
@@ -599,10 +804,11 @@
     <w:p/>
     <w:tbl>
       <w:tblPr>
-        <w:tblW w:type="auto" w:w="0"/>
+        <w:tblW w:type="dxa" w:w="9360"/>
         <w:jc w:val="left"/>
         <w:tblLayout w:type="fixed"/>
         <w:tblLook w:firstColumn="1" w:firstRow="1" w:lastColumn="0" w:lastRow="0" w:noHBand="0" w:noVBand="1" w:val="04A0"/>
+        <w:tblInd w:w="120" w:type="dxa"/>
       </w:tblPr>
       <w:tblGrid>
         <w:gridCol w:w="9360"/>
@@ -611,32 +817,43 @@
         <w:tc>
           <w:tcPr>
             <w:tcW w:type="dxa" w:w="9360"/>
+            <w:tcMar>
+              <w:top w:w="80" w:type="dxa"/>
+              <w:bottom w:w="80" w:type="dxa"/>
+              <w:start w:w="120" w:type="dxa"/>
+              <w:end w:w="120" w:type="dxa"/>
+            </w:tcMar>
             <w:shd w:fill="EEF2FF"/>
           </w:tcPr>
           <w:p>
             <w:r>
               <w:rPr>
-                <w:rFonts w:ascii="Arial Unicode MS" w:hAnsi="Arial Unicode MS" w:eastAsia="Arial Unicode MS" w:cs="Arial Unicode MS"/>
+                <w:rFonts w:ascii="PingFang SC" w:hAnsi="PingFang SC" w:eastAsia="PingFang SC" w:cs="PingFang SC"/>
                 <w:b/>
                 <w:color w:val="38318B"/>
                 <w:sz w:val="20"/>
               </w:rPr>
-              <w:t>安全性：</w:t>
+              <w:t>数据说明：</w:t>
             </w:r>
             <w:r>
               <w:rPr>
-                <w:rFonts w:ascii="Arial Unicode MS" w:hAnsi="Arial Unicode MS" w:eastAsia="Arial Unicode MS" w:cs="Arial Unicode MS"/>
+                <w:rFonts w:ascii="PingFang SC" w:hAnsi="PingFang SC" w:eastAsia="PingFang SC" w:cs="PingFang SC"/>
                 <w:b w:val="0"/>
                 <w:color w:val="172033"/>
                 <w:sz w:val="20"/>
               </w:rPr>
-              <w:t>主题不包含 `main.js` 或其他 JavaScript，不会读取、修改或上传 Markdown 笔记。</w:t>
+              <w:t>发布包不含 data.json。插件只在本地读取知识库，并在用户明确操作时创建或修改 Markdown；不上传知识库内容。</w:t>
             </w:r>
           </w:p>
         </w:tc>
       </w:tr>
     </w:tbl>
     <w:p/>
+    <w:p>
+      <w:r>
+        <w:br w:type="page"/>
+      </w:r>
+    </w:p>
     <w:p>
       <w:pPr>
         <w:pStyle w:val="Heading1"/>
@@ -647,66 +864,77 @@
     </w:p>
     <w:p>
       <w:pPr>
-        <w:pStyle w:val="ListNumber"/>
         <w:spacing w:after="80"/>
         <w:ind w:left="540" w:hanging="271"/>
       </w:pPr>
       <w:r>
         <w:rPr>
-          <w:rFonts w:ascii="Arial Unicode MS" w:hAnsi="Arial Unicode MS" w:eastAsia="Arial Unicode MS" w:cs="Arial Unicode MS"/>
+          <w:rFonts w:ascii="PingFang SC" w:hAnsi="PingFang SC" w:eastAsia="PingFang SC" w:cs="PingFang SC"/>
           <w:b w:val="0"/>
           <w:color w:val="172033"/>
           <w:sz w:val="22"/>
         </w:rPr>
-        <w:t>解压 `星海知枢-Obsidian主题-v3.2.0.zip`。</w:t>
+        <w:t>1.  解压 `星海知枢-Obsidian主题-v3.2.0.zip`。</w:t>
       </w:r>
     </w:p>
     <w:p>
       <w:pPr>
-        <w:pStyle w:val="ListNumber"/>
         <w:spacing w:after="80"/>
         <w:ind w:left="540" w:hanging="271"/>
       </w:pPr>
       <w:r>
         <w:rPr>
-          <w:rFonts w:ascii="Arial Unicode MS" w:hAnsi="Arial Unicode MS" w:eastAsia="Arial Unicode MS" w:cs="Arial Unicode MS"/>
+          <w:rFonts w:ascii="PingFang SC" w:hAnsi="PingFang SC" w:eastAsia="PingFang SC" w:cs="PingFang SC"/>
           <w:b w:val="0"/>
           <w:color w:val="172033"/>
           <w:sz w:val="22"/>
         </w:rPr>
-        <w:t>在 Finder 中打开知识库；看不到 `.obsidian` 时按 `Command + Shift + .`。</w:t>
+        <w:t>2.  在 Finder 中打开知识库；看不到 `.obsidian` 时按 `Command + Shift + .`。</w:t>
       </w:r>
     </w:p>
     <w:p>
       <w:pPr>
-        <w:pStyle w:val="ListNumber"/>
         <w:spacing w:after="80"/>
         <w:ind w:left="540" w:hanging="271"/>
       </w:pPr>
       <w:r>
         <w:rPr>
-          <w:rFonts w:ascii="Arial Unicode MS" w:hAnsi="Arial Unicode MS" w:eastAsia="Arial Unicode MS" w:cs="Arial Unicode MS"/>
+          <w:rFonts w:ascii="PingFang SC" w:hAnsi="PingFang SC" w:eastAsia="PingFang SC" w:cs="PingFang SC"/>
           <w:b w:val="0"/>
           <w:color w:val="172033"/>
           <w:sz w:val="22"/>
         </w:rPr>
-        <w:t>把整个 `星海知枢` 文件夹复制到 `知识库/.obsidian/themes/星海知枢/`。</w:t>
+        <w:t>3.  把整个 `星海知枢` 文件夹复制到 `知识库/.obsidian/themes/星海知枢/`。</w:t>
       </w:r>
     </w:p>
     <w:p>
       <w:pPr>
-        <w:pStyle w:val="ListNumber"/>
         <w:spacing w:after="80"/>
         <w:ind w:left="540" w:hanging="271"/>
       </w:pPr>
       <w:r>
         <w:rPr>
-          <w:rFonts w:ascii="Arial Unicode MS" w:hAnsi="Arial Unicode MS" w:eastAsia="Arial Unicode MS" w:cs="Arial Unicode MS"/>
+          <w:rFonts w:ascii="PingFang SC" w:hAnsi="PingFang SC" w:eastAsia="PingFang SC" w:cs="PingFang SC"/>
           <w:b w:val="0"/>
           <w:color w:val="172033"/>
           <w:sz w:val="22"/>
         </w:rPr>
-        <w:t>启动 Obsidian，在“设置 → 外观 → 主题”中选择“星海知枢”。</w:t>
+        <w:t>4.  把整个 `xinghai-workbench` 文件夹复制到 `知识库/.obsidian/plugins/xinghai-workbench/`。</w:t>
+      </w:r>
+    </w:p>
+    <w:p>
+      <w:pPr>
+        <w:spacing w:after="80"/>
+        <w:ind w:left="540" w:hanging="271"/>
+      </w:pPr>
+      <w:r>
+        <w:rPr>
+          <w:rFonts w:ascii="PingFang SC" w:hAnsi="PingFang SC" w:eastAsia="PingFang SC" w:cs="PingFang SC"/>
+          <w:b w:val="0"/>
+          <w:color w:val="172033"/>
+          <w:sz w:val="22"/>
+        </w:rPr>
+        <w:t>5.  启动 Obsidian，在外观设置中选择“星海知枢”，并在社区插件设置中启用“星海知枢工作台”。</w:t>
       </w:r>
     </w:p>
     <w:p>
@@ -719,74 +947,86 @@
     </w:p>
     <w:p>
       <w:pPr>
-        <w:pStyle w:val="ListNumber"/>
         <w:spacing w:after="80"/>
         <w:ind w:left="540" w:hanging="271"/>
       </w:pPr>
       <w:r>
         <w:rPr>
-          <w:rFonts w:ascii="Arial Unicode MS" w:hAnsi="Arial Unicode MS" w:eastAsia="Arial Unicode MS" w:cs="Arial Unicode MS"/>
+          <w:rFonts w:ascii="PingFang SC" w:hAnsi="PingFang SC" w:eastAsia="PingFang SC" w:cs="PingFang SC"/>
           <w:b w:val="0"/>
           <w:color w:val="172033"/>
           <w:sz w:val="22"/>
         </w:rPr>
-        <w:t>解压 `星海知枢-Obsidian主题-v3.2.0.zip`。</w:t>
+        <w:t>1.  解压 `星海知枢-Obsidian主题-v3.2.0.zip`。</w:t>
       </w:r>
     </w:p>
     <w:p>
       <w:pPr>
-        <w:pStyle w:val="ListNumber"/>
         <w:spacing w:after="80"/>
         <w:ind w:left="540" w:hanging="271"/>
       </w:pPr>
       <w:r>
         <w:rPr>
-          <w:rFonts w:ascii="Arial Unicode MS" w:hAnsi="Arial Unicode MS" w:eastAsia="Arial Unicode MS" w:cs="Arial Unicode MS"/>
+          <w:rFonts w:ascii="PingFang SC" w:hAnsi="PingFang SC" w:eastAsia="PingFang SC" w:cs="PingFang SC"/>
           <w:b w:val="0"/>
           <w:color w:val="172033"/>
           <w:sz w:val="22"/>
         </w:rPr>
-        <w:t>在资源管理器中开启“查看 → 显示 → 隐藏的项目”。</w:t>
+        <w:t>2.  在资源管理器中开启“查看 → 显示 → 隐藏的项目”。</w:t>
       </w:r>
     </w:p>
     <w:p>
       <w:pPr>
-        <w:pStyle w:val="ListNumber"/>
         <w:spacing w:after="80"/>
         <w:ind w:left="540" w:hanging="271"/>
       </w:pPr>
       <w:r>
         <w:rPr>
-          <w:rFonts w:ascii="Arial Unicode MS" w:hAnsi="Arial Unicode MS" w:eastAsia="Arial Unicode MS" w:cs="Arial Unicode MS"/>
+          <w:rFonts w:ascii="PingFang SC" w:hAnsi="PingFang SC" w:eastAsia="PingFang SC" w:cs="PingFang SC"/>
           <w:b w:val="0"/>
           <w:color w:val="172033"/>
           <w:sz w:val="22"/>
         </w:rPr>
-        <w:t>把整个 `星海知枢` 文件夹复制到 `知识库\.obsidian\themes\星海知枢\`。</w:t>
+        <w:t>3.  把整个 `星海知枢` 文件夹复制到 `知识库\.obsidian\themes\星海知枢\`。</w:t>
       </w:r>
     </w:p>
     <w:p>
       <w:pPr>
-        <w:pStyle w:val="ListNumber"/>
         <w:spacing w:after="80"/>
         <w:ind w:left="540" w:hanging="271"/>
       </w:pPr>
       <w:r>
         <w:rPr>
-          <w:rFonts w:ascii="Arial Unicode MS" w:hAnsi="Arial Unicode MS" w:eastAsia="Arial Unicode MS" w:cs="Arial Unicode MS"/>
+          <w:rFonts w:ascii="PingFang SC" w:hAnsi="PingFang SC" w:eastAsia="PingFang SC" w:cs="PingFang SC"/>
           <w:b w:val="0"/>
           <w:color w:val="172033"/>
           <w:sz w:val="22"/>
         </w:rPr>
-        <w:t>启动 Obsidian，在“设置 → 外观 → 主题”中选择“星海知枢”。</w:t>
+        <w:t>4.  把整个 `xinghai-workbench` 文件夹复制到 `知识库\.obsidian\plugins\xinghai-workbench\`。</w:t>
+      </w:r>
+    </w:p>
+    <w:p>
+      <w:pPr>
+        <w:spacing w:after="80"/>
+        <w:ind w:left="540" w:hanging="271"/>
+      </w:pPr>
+      <w:r>
+        <w:rPr>
+          <w:rFonts w:ascii="PingFang SC" w:hAnsi="PingFang SC" w:eastAsia="PingFang SC" w:cs="PingFang SC"/>
+          <w:b w:val="0"/>
+          <w:color w:val="172033"/>
+          <w:sz w:val="22"/>
+        </w:rPr>
+        <w:t>5.  启动 Obsidian，在外观设置中选择“星海知枢”，并在社区插件设置中启用“星海知枢工作台”。</w:t>
       </w:r>
     </w:p>
     <w:tbl>
       <w:tblPr>
-        <w:tblW w:type="auto" w:w="0"/>
+        <w:tblW w:type="dxa" w:w="9360"/>
         <w:jc w:val="left"/>
         <w:tblLayout w:type="fixed"/>
         <w:tblLook w:firstColumn="1" w:firstRow="1" w:lastColumn="0" w:lastRow="0" w:noHBand="0" w:noVBand="1" w:val="04A0"/>
+        <w:tblInd w:w="120" w:type="dxa"/>
       </w:tblPr>
       <w:tblGrid>
         <w:gridCol w:w="9360"/>
@@ -795,12 +1035,18 @@
         <w:tc>
           <w:tcPr>
             <w:tcW w:type="dxa" w:w="9360"/>
+            <w:tcMar>
+              <w:top w:w="80" w:type="dxa"/>
+              <w:bottom w:w="80" w:type="dxa"/>
+              <w:start w:w="120" w:type="dxa"/>
+              <w:end w:w="120" w:type="dxa"/>
+            </w:tcMar>
             <w:shd w:fill="FFF1ED"/>
           </w:tcPr>
           <w:p>
             <w:r>
               <w:rPr>
-                <w:rFonts w:ascii="Arial Unicode MS" w:hAnsi="Arial Unicode MS" w:eastAsia="Arial Unicode MS" w:cs="Arial Unicode MS"/>
+                <w:rFonts w:ascii="PingFang SC" w:hAnsi="PingFang SC" w:eastAsia="PingFang SC" w:cs="PingFang SC"/>
                 <w:b/>
                 <w:color w:val="A33424"/>
                 <w:sz w:val="20"/>
@@ -809,12 +1055,12 @@
             </w:r>
             <w:r>
               <w:rPr>
-                <w:rFonts w:ascii="Arial Unicode MS" w:hAnsi="Arial Unicode MS" w:eastAsia="Arial Unicode MS" w:cs="Arial Unicode MS"/>
+                <w:rFonts w:ascii="PingFang SC" w:hAnsi="PingFang SC" w:eastAsia="PingFang SC" w:cs="PingFang SC"/>
                 <w:b w:val="0"/>
                 <w:color w:val="172033"/>
                 <w:sz w:val="20"/>
               </w:rPr>
-              <w:t>不需要管理员权限；不要把主题复制到 Obsidian 程序目录或 `%APPDATA%`。</w:t>
+              <w:t>不需要管理员权限；不要把主题或插件复制到 Obsidian 程序目录或 `%APPDATA%`。</w:t>
             </w:r>
           </w:p>
         </w:tc>
@@ -822,11 +1068,16 @@
     </w:tbl>
     <w:p/>
     <w:p>
+      <w:r>
+        <w:br w:type="page"/>
+      </w:r>
+    </w:p>
+    <w:p>
       <w:pPr>
         <w:pStyle w:val="Heading1"/>
       </w:pPr>
       <w:r>
-        <w:t>5. 验收、升级和回滚</w:t>
+        <w:t>5. 首次启用与验收</w:t>
       </w:r>
     </w:p>
     <w:p>
@@ -837,12 +1088,12 @@
       </w:pPr>
       <w:r>
         <w:rPr>
-          <w:rFonts w:ascii="Arial Unicode MS" w:hAnsi="Arial Unicode MS" w:eastAsia="Arial Unicode MS" w:cs="Arial Unicode MS"/>
+          <w:rFonts w:ascii="PingFang SC" w:hAnsi="PingFang SC" w:eastAsia="PingFang SC" w:cs="PingFang SC"/>
           <w:b w:val="0"/>
           <w:color w:val="172033"/>
           <w:sz w:val="22"/>
         </w:rPr>
-        <w:t>切换深色与浅色模式，确认背景、文字、文件树、标签页和弹窗清晰可读。</w:t>
+        <w:t>点击左侧 Ribbon 的主页图标，或运行命令“打开星海知枢工作台”。</w:t>
       </w:r>
     </w:p>
     <w:p>
@@ -853,12 +1104,12 @@
       </w:pPr>
       <w:r>
         <w:rPr>
-          <w:rFonts w:ascii="Arial Unicode MS" w:hAnsi="Arial Unicode MS" w:eastAsia="Arial Unicode MS" w:cs="Arial Unicode MS"/>
+          <w:rFonts w:ascii="PingFang SC" w:hAnsi="PingFang SC" w:eastAsia="PingFang SC" w:cs="PingFang SC"/>
           <w:b w:val="0"/>
           <w:color w:val="172033"/>
           <w:sz w:val="22"/>
         </w:rPr>
-        <w:t>升级时完全退出 Obsidian，再用新版主题文件夹覆盖旧目录。</w:t>
+        <w:t>按提示设置任务、知识、文章和复盘等内容目录映射。</w:t>
       </w:r>
     </w:p>
     <w:p>
@@ -869,12 +1120,12 @@
       </w:pPr>
       <w:r>
         <w:rPr>
-          <w:rFonts w:ascii="Arial Unicode MS" w:hAnsi="Arial Unicode MS" w:eastAsia="Arial Unicode MS" w:cs="Arial Unicode MS"/>
+          <w:rFonts w:ascii="PingFang SC" w:hAnsi="PingFang SC" w:eastAsia="PingFang SC" w:cs="PingFang SC"/>
           <w:b w:val="0"/>
           <w:color w:val="172033"/>
           <w:sz w:val="22"/>
         </w:rPr>
-        <w:t>回滚时先切换其他主题，再删除 `.obsidian/themes/星海知枢/`。</w:t>
+        <w:t>验证新增任务、新增项目、本周复盘和 25/50 分钟专注功能。</w:t>
       </w:r>
     </w:p>
     <w:p>
@@ -885,14 +1136,145 @@
       </w:pPr>
       <w:r>
         <w:rPr>
-          <w:rFonts w:ascii="Arial Unicode MS" w:hAnsi="Arial Unicode MS" w:eastAsia="Arial Unicode MS" w:cs="Arial Unicode MS"/>
+          <w:rFonts w:ascii="PingFang SC" w:hAnsi="PingFang SC" w:eastAsia="PingFang SC" w:cs="PingFang SC"/>
           <w:b w:val="0"/>
           <w:color w:val="172033"/>
           <w:sz w:val="22"/>
         </w:rPr>
-        <w:t>主题卸载不会删除 Markdown 笔记。</w:t>
+        <w:t>收起左右侧栏，确认左上角和右上角分别出现可执行的展开入口。</w:t>
       </w:r>
     </w:p>
+    <w:p>
+      <w:pPr>
+        <w:pStyle w:val="ListBullet"/>
+        <w:spacing w:after="80"/>
+        <w:ind w:left="540" w:hanging="271"/>
+      </w:pPr>
+      <w:r>
+        <w:rPr>
+          <w:rFonts w:ascii="PingFang SC" w:hAnsi="PingFang SC" w:eastAsia="PingFang SC" w:cs="PingFang SC"/>
+          <w:b w:val="0"/>
+          <w:color w:val="172033"/>
+          <w:sz w:val="22"/>
+        </w:rPr>
+        <w:t>切换深色与浅色模式，确认背景、文字、文件树、标签页和弹窗清晰可读。</w:t>
+      </w:r>
+    </w:p>
+    <w:p>
+      <w:pPr>
+        <w:pStyle w:val="Heading1"/>
+      </w:pPr>
+      <w:r>
+        <w:t>6. 升级、卸载与回滚</w:t>
+      </w:r>
+    </w:p>
+    <w:p>
+      <w:pPr>
+        <w:spacing w:after="80"/>
+        <w:ind w:left="540" w:hanging="271"/>
+      </w:pPr>
+      <w:r>
+        <w:rPr>
+          <w:rFonts w:ascii="PingFang SC" w:hAnsi="PingFang SC" w:eastAsia="PingFang SC" w:cs="PingFang SC"/>
+          <w:b w:val="0"/>
+          <w:color w:val="172033"/>
+          <w:sz w:val="22"/>
+        </w:rPr>
+        <w:t>1.  完全退出 Obsidian，并备份旧插件目录中的 data.json。</w:t>
+      </w:r>
+    </w:p>
+    <w:p>
+      <w:pPr>
+        <w:spacing w:after="80"/>
+        <w:ind w:left="540" w:hanging="271"/>
+      </w:pPr>
+      <w:r>
+        <w:rPr>
+          <w:rFonts w:ascii="PingFang SC" w:hAnsi="PingFang SC" w:eastAsia="PingFang SC" w:cs="PingFang SC"/>
+          <w:b w:val="0"/>
+          <w:color w:val="172033"/>
+          <w:sz w:val="22"/>
+        </w:rPr>
+        <w:t>2.  用新版主题和插件程序文件覆盖对应目录，同时保留原 data.json。</w:t>
+      </w:r>
+    </w:p>
+    <w:p>
+      <w:pPr>
+        <w:spacing w:after="80"/>
+        <w:ind w:left="540" w:hanging="271"/>
+      </w:pPr>
+      <w:r>
+        <w:rPr>
+          <w:rFonts w:ascii="PingFang SC" w:hAnsi="PingFang SC" w:eastAsia="PingFang SC" w:cs="PingFang SC"/>
+          <w:b w:val="0"/>
+          <w:color w:val="172033"/>
+          <w:sz w:val="22"/>
+        </w:rPr>
+        <w:t>3.  卸载时先停用插件并切换其他主题，再删除两个安装目录。</w:t>
+      </w:r>
+    </w:p>
+    <w:p>
+      <w:pPr>
+        <w:spacing w:after="80"/>
+        <w:ind w:left="540" w:hanging="271"/>
+      </w:pPr>
+      <w:r>
+        <w:rPr>
+          <w:rFonts w:ascii="PingFang SC" w:hAnsi="PingFang SC" w:eastAsia="PingFang SC" w:cs="PingFang SC"/>
+          <w:b w:val="0"/>
+          <w:color w:val="172033"/>
+          <w:sz w:val="22"/>
+        </w:rPr>
+        <w:t>4.  重新启动 Obsidian，确认主题 3.2.0 与插件 1.2.6 状态正常。</w:t>
+      </w:r>
+    </w:p>
+    <w:tbl>
+      <w:tblPr>
+        <w:tblW w:type="dxa" w:w="9360"/>
+        <w:jc w:val="left"/>
+        <w:tblLayout w:type="fixed"/>
+        <w:tblLook w:firstColumn="1" w:firstRow="1" w:lastColumn="0" w:lastRow="0" w:noHBand="0" w:noVBand="1" w:val="04A0"/>
+        <w:tblInd w:w="120" w:type="dxa"/>
+      </w:tblPr>
+      <w:tblGrid>
+        <w:gridCol w:w="9360"/>
+      </w:tblGrid>
+      <w:tr>
+        <w:tc>
+          <w:tcPr>
+            <w:tcW w:type="dxa" w:w="9360"/>
+            <w:tcMar>
+              <w:top w:w="80" w:type="dxa"/>
+              <w:bottom w:w="80" w:type="dxa"/>
+              <w:start w:w="120" w:type="dxa"/>
+              <w:end w:w="120" w:type="dxa"/>
+            </w:tcMar>
+            <w:shd w:fill="FFF1ED"/>
+          </w:tcPr>
+          <w:p>
+            <w:r>
+              <w:rPr>
+                <w:rFonts w:ascii="PingFang SC" w:hAnsi="PingFang SC" w:eastAsia="PingFang SC" w:cs="PingFang SC"/>
+                <w:b/>
+                <w:color w:val="A33424"/>
+                <w:sz w:val="20"/>
+              </w:rPr>
+              <w:t>笔记安全：</w:t>
+            </w:r>
+            <w:r>
+              <w:rPr>
+                <w:rFonts w:ascii="PingFang SC" w:hAnsi="PingFang SC" w:eastAsia="PingFang SC" w:cs="PingFang SC"/>
+                <w:b w:val="0"/>
+                <w:color w:val="172033"/>
+                <w:sz w:val="20"/>
+              </w:rPr>
+              <w:t>卸载不会自动删除已创建的 Markdown；如需清理笔记，必须由用户确认具体文件后操作。</w:t>
+            </w:r>
+          </w:p>
+        </w:tc>
+      </w:tr>
+    </w:tbl>
+    <w:p/>
     <w:sectPr>
       <w:headerReference w:type="default" r:id="rId9"/>
       <w:footerReference w:type="default" r:id="rId10"/>
@@ -914,12 +1296,12 @@
     </w:pPr>
     <w:r>
       <w:rPr>
-        <w:rFonts w:ascii="Arial Unicode MS" w:hAnsi="Arial Unicode MS" w:eastAsia="Arial Unicode MS" w:cs="Arial Unicode MS"/>
+        <w:rFonts w:ascii="PingFang SC" w:hAnsi="PingFang SC" w:eastAsia="PingFang SC" w:cs="PingFang SC"/>
         <w:b w:val="0"/>
         <w:color w:val="68748A"/>
         <w:sz w:val="17"/>
       </w:rPr>
-      <w:t>主题 3.2.0  ·  Obsidian 主题</w:t>
+      <w:t>主题 3.2.0  ·  工作台 1.2.6</w:t>
     </w:r>
   </w:p>
 </w:ftr>
@@ -933,7 +1315,7 @@
     </w:pPr>
     <w:r>
       <w:rPr>
-        <w:rFonts w:ascii="Arial Unicode MS" w:hAnsi="Arial Unicode MS" w:eastAsia="Arial Unicode MS" w:cs="Arial Unicode MS"/>
+        <w:rFonts w:ascii="PingFang SC" w:hAnsi="PingFang SC" w:eastAsia="PingFang SC" w:cs="PingFang SC"/>
         <w:b/>
         <w:color w:val="68748A"/>
         <w:sz w:val="17"/>
@@ -1311,7 +1693,7 @@
       <w:spacing w:after="120" w:line="300" w:lineRule="auto"/>
     </w:pPr>
     <w:rPr>
-      <w:rFonts w:ascii="Arial Unicode MS" w:hAnsi="Arial Unicode MS" w:eastAsia="Arial Unicode MS"/>
+      <w:rFonts w:ascii="PingFang SC" w:hAnsi="PingFang SC" w:eastAsia="PingFang SC"/>
       <w:sz w:val="22"/>
     </w:rPr>
   </w:style>
@@ -1374,7 +1756,7 @@
       <w:outlineLvl w:val="0"/>
     </w:pPr>
     <w:rPr>
-      <w:rFonts w:asciiTheme="majorHAnsi" w:eastAsiaTheme="majorEastAsia" w:hAnsiTheme="majorHAnsi" w:cstheme="majorBidi" w:ascii="Arial Unicode MS" w:hAnsi="Arial Unicode MS" w:eastAsia="Arial Unicode MS"/>
+      <w:rFonts w:asciiTheme="majorHAnsi" w:eastAsiaTheme="majorEastAsia" w:hAnsiTheme="majorHAnsi" w:cstheme="majorBidi" w:ascii="PingFang SC" w:hAnsi="PingFang SC" w:eastAsia="PingFang SC"/>
       <w:b/>
       <w:bCs/>
       <w:color w:val="38318B"/>
@@ -1398,7 +1780,7 @@
       <w:outlineLvl w:val="1"/>
     </w:pPr>
     <w:rPr>
-      <w:rFonts w:asciiTheme="majorHAnsi" w:eastAsiaTheme="majorEastAsia" w:hAnsiTheme="majorHAnsi" w:cstheme="majorBidi" w:ascii="Arial Unicode MS" w:hAnsi="Arial Unicode MS" w:eastAsia="Arial Unicode MS"/>
+      <w:rFonts w:asciiTheme="majorHAnsi" w:eastAsiaTheme="majorEastAsia" w:hAnsiTheme="majorHAnsi" w:cstheme="majorBidi" w:ascii="PingFang SC" w:hAnsi="PingFang SC" w:eastAsia="PingFang SC"/>
       <w:b/>
       <w:bCs/>
       <w:color w:val="38318B"/>
@@ -1422,7 +1804,7 @@
       <w:outlineLvl w:val="2"/>
     </w:pPr>
     <w:rPr>
-      <w:rFonts w:asciiTheme="majorHAnsi" w:eastAsiaTheme="majorEastAsia" w:hAnsiTheme="majorHAnsi" w:cstheme="majorBidi" w:ascii="Arial Unicode MS" w:hAnsi="Arial Unicode MS" w:eastAsia="Arial Unicode MS"/>
+      <w:rFonts w:asciiTheme="majorHAnsi" w:eastAsiaTheme="majorEastAsia" w:hAnsiTheme="majorHAnsi" w:cstheme="majorBidi" w:ascii="PingFang SC" w:hAnsi="PingFang SC" w:eastAsia="PingFang SC"/>
       <w:b/>
       <w:bCs/>
       <w:color w:val="38318B"/>
